--- a/制作ノート_25059_友原淳-3.docx
+++ b/制作ノート_25059_友原淳-3.docx
@@ -247,13 +247,43 @@
         <w:rPr>
           <w:rFonts w:ascii="ＭＳ Ｐ明朝" w:eastAsia="ＭＳ Ｐ明朝" w:hAnsi="ＭＳ Ｐ明朝" w:hint="eastAsia"/>
         </w:rPr>
-        <w:t>1ページ、メニューバー、店舗名</w:t>
-      </w:r>
-      <w:r>
-        <w:rPr>
-          <w:rFonts w:ascii="ＭＳ Ｐ明朝" w:eastAsia="ＭＳ Ｐ明朝" w:hAnsi="ＭＳ Ｐ明朝" w:hint="eastAsia"/>
-        </w:rPr>
-        <w:t>、お知らせ、営業時間</w:t>
+        <w:t>1ページ、</w:t>
+      </w:r>
+      <w:r>
+        <w:rPr>
+          <w:rFonts w:ascii="ＭＳ Ｐ明朝" w:eastAsia="ＭＳ Ｐ明朝" w:hAnsi="ＭＳ Ｐ明朝" w:hint="eastAsia"/>
+        </w:rPr>
+        <w:t>店舗名、</w:t>
+      </w:r>
+      <w:r>
+        <w:rPr>
+          <w:rFonts w:ascii="ＭＳ Ｐ明朝" w:eastAsia="ＭＳ Ｐ明朝" w:hAnsi="ＭＳ Ｐ明朝" w:hint="eastAsia"/>
+        </w:rPr>
+        <w:t>メニューバー</w:t>
+      </w:r>
+      <w:r>
+        <w:rPr>
+          <w:rFonts w:ascii="ＭＳ Ｐ明朝" w:eastAsia="ＭＳ Ｐ明朝" w:hAnsi="ＭＳ Ｐ明朝" w:hint="eastAsia"/>
+        </w:rPr>
+        <w:t>(メニュー、予約、お問い合わせ)</w:t>
+      </w:r>
+      <w:r>
+        <w:rPr>
+          <w:rFonts w:ascii="ＭＳ Ｐ明朝" w:eastAsia="ＭＳ Ｐ明朝" w:hAnsi="ＭＳ Ｐ明朝" w:hint="eastAsia"/>
+        </w:rPr>
+        <w:t>、</w:t>
+      </w:r>
+      <w:r>
+        <w:rPr>
+          <w:rFonts w:ascii="ＭＳ Ｐ明朝" w:eastAsia="ＭＳ Ｐ明朝" w:hAnsi="ＭＳ Ｐ明朝" w:hint="eastAsia"/>
+        </w:rPr>
+        <w:t>お知らせ、営業時間</w:t>
+      </w:r>
+      <w:r>
+        <w:rPr>
+          <w:rFonts w:ascii="ＭＳ Ｐ明朝" w:eastAsia="ＭＳ Ｐ明朝" w:hAnsi="ＭＳ Ｐ明朝" w:hint="eastAsia"/>
+        </w:rPr>
+        <w:t>、</w:t>
       </w:r>
     </w:p>
     <w:p>
@@ -293,6 +323,12 @@
         </w:rPr>
         <w:t>予約ページ</w:t>
       </w:r>
+      <w:r>
+        <w:rPr>
+          <w:rFonts w:ascii="ＭＳ Ｐ明朝" w:eastAsia="ＭＳ Ｐ明朝" w:hAnsi="ＭＳ Ｐ明朝" w:hint="eastAsia"/>
+        </w:rPr>
+        <w:t>(電話番号、名前、メールアドレス)</w:t>
+      </w:r>
     </w:p>
     <w:p>
       <w:pPr>
@@ -311,6 +347,12 @@
           <w:rFonts w:ascii="ＭＳ Ｐ明朝" w:eastAsia="ＭＳ Ｐ明朝" w:hAnsi="ＭＳ Ｐ明朝" w:hint="eastAsia"/>
         </w:rPr>
         <w:t>、お問い合わせ</w:t>
+      </w:r>
+      <w:r>
+        <w:rPr>
+          <w:rFonts w:ascii="ＭＳ Ｐ明朝" w:eastAsia="ＭＳ Ｐ明朝" w:hAnsi="ＭＳ Ｐ明朝" w:hint="eastAsia"/>
+        </w:rPr>
+        <w:t>、その他情報</w:t>
       </w:r>
     </w:p>
     <w:p>
